--- a/docs/lista_louvores/Textos_Louvores/ÁGUA VIVA.docx
+++ b/docs/lista_louvores/Textos_Louvores/ÁGUA VIVA.docx
@@ -4,170 +4,263 @@
   <w:body>
     <w:p>
       <w:pPr>
-        <w:pStyle w:val="SemEspaamento"/>
+        <w:pStyle w:val="Ttulo1"/>
       </w:pPr>
       <w:r>
         <w:t>ÁGUA VIVA</w:t>
       </w:r>
       <w:r>
         <w:t xml:space="preserve"> </w:t>
-      </w:r>
-    </w:p>
-    <w:p>
-      <w:r>
-        <w:t>Cada estrada em que eu andei,</w:t>
-      </w:r>
-      <w:r>
-        <w:br/>
-      </w:r>
-      <w:r>
-        <w:t>E</w:t>
-      </w:r>
-      <w:r>
-        <w:t>u pensei daria certo</w:t>
-      </w:r>
-      <w:r>
-        <w:br/>
-        <w:t>Toda terra em que habitei</w:t>
-      </w:r>
-      <w:r>
-        <w:br/>
-      </w:r>
-      <w:r>
-        <w:t>T</w:t>
-      </w:r>
-      <w:r>
-        <w:t>erminou em um deserto</w:t>
-      </w:r>
-    </w:p>
-    <w:p>
-      <w:r>
-        <w:t>Quando Deus</w:t>
-      </w:r>
-      <w:r>
-        <w:t xml:space="preserve"> </w:t>
-      </w:r>
-      <w:r>
-        <w:t xml:space="preserve">achou-me </w:t>
-      </w:r>
-      <w:r>
-        <w:br/>
-      </w:r>
-      <w:r>
-        <w:t>E</w:t>
-      </w:r>
-      <w:r>
-        <w:t>m trevas disse:</w:t>
-      </w:r>
-      <w:r>
-        <w:t xml:space="preserve"> </w:t>
-      </w:r>
-      <w:r>
-        <w:t>Haja luz!</w:t>
-      </w:r>
-      <w:r>
-        <w:br/>
-      </w:r>
-      <w:r>
-        <w:t>Quando Deus</w:t>
-      </w:r>
-      <w:r>
-        <w:t xml:space="preserve"> </w:t>
-      </w:r>
-      <w:r>
-        <w:t xml:space="preserve">achou-me </w:t>
-      </w:r>
-      <w:r>
-        <w:br/>
-      </w:r>
-      <w:r>
-        <w:t>E</w:t>
-      </w:r>
-      <w:r>
-        <w:t>m guerras disse: Haja paz!</w:t>
-      </w:r>
-      <w:r>
-        <w:t xml:space="preserve"> </w:t>
-      </w:r>
-      <w:r>
-        <w:br/>
-      </w:r>
-      <w:r>
-        <w:t>Quando Deus achou-me</w:t>
-      </w:r>
-      <w:r>
-        <w:t xml:space="preserve"> </w:t>
-      </w:r>
-      <w:r>
-        <w:br/>
-      </w:r>
-      <w:r>
-        <w:t>E</w:t>
-      </w:r>
-      <w:r>
-        <w:t>m negras nuvens</w:t>
-      </w:r>
-      <w:r>
-        <w:t xml:space="preserve"> </w:t>
-      </w:r>
-      <w:r>
-        <w:t>de tribulações</w:t>
-      </w:r>
-      <w:r>
-        <w:br/>
-      </w:r>
-      <w:r>
-        <w:t>Fez nascer um arco-íris</w:t>
-      </w:r>
-      <w:r>
-        <w:br/>
-      </w:r>
-      <w:r>
-        <w:t>N</w:t>
-      </w:r>
-      <w:r>
-        <w:t>o céu do meu coração</w:t>
-      </w:r>
-    </w:p>
-    <w:p>
-      <w:r>
-        <w:t>Uma vez eu tive sede</w:t>
-      </w:r>
-      <w:r>
-        <w:br/>
-      </w:r>
-      <w:r>
-        <w:t>E</w:t>
-      </w:r>
-      <w:r>
-        <w:t xml:space="preserve"> Ele deu-me de beber</w:t>
-      </w:r>
-    </w:p>
-    <w:p>
-      <w:r>
-        <w:t>Água viva, deu-me de beber</w:t>
-      </w:r>
-      <w:r>
-        <w:br/>
-        <w:t>Água viva, deu-me de beber</w:t>
       </w:r>
     </w:p>
     <w:p>
       <w:pPr>
         <w:rPr>
+          <w:rFonts w:ascii="Times New Roman" w:hAnsi="Times New Roman"/>
+        </w:rPr>
+      </w:pPr>
+      <w:r>
+        <w:rPr>
+          <w:rFonts w:ascii="Times New Roman" w:hAnsi="Times New Roman"/>
+        </w:rPr>
+        <w:t>Cada estrada em que eu andei,</w:t>
+      </w:r>
+      <w:r>
+        <w:rPr>
+          <w:rFonts w:ascii="Times New Roman" w:hAnsi="Times New Roman"/>
+        </w:rPr>
+        <w:br/>
+      </w:r>
+      <w:r>
+        <w:rPr>
+          <w:rFonts w:ascii="Times New Roman" w:hAnsi="Times New Roman"/>
+        </w:rPr>
+        <w:t>E</w:t>
+      </w:r>
+      <w:r>
+        <w:rPr>
+          <w:rFonts w:ascii="Times New Roman" w:hAnsi="Times New Roman"/>
+        </w:rPr>
+        <w:t>u pensei daria certo</w:t>
+      </w:r>
+      <w:r>
+        <w:rPr>
+          <w:rFonts w:ascii="Times New Roman" w:hAnsi="Times New Roman"/>
+        </w:rPr>
+        <w:br/>
+        <w:t>Toda terra em que habitei</w:t>
+      </w:r>
+      <w:r>
+        <w:rPr>
+          <w:rFonts w:ascii="Times New Roman" w:hAnsi="Times New Roman"/>
+        </w:rPr>
+        <w:br/>
+      </w:r>
+      <w:r>
+        <w:rPr>
+          <w:rFonts w:ascii="Times New Roman" w:hAnsi="Times New Roman"/>
+        </w:rPr>
+        <w:t>T</w:t>
+      </w:r>
+      <w:r>
+        <w:rPr>
+          <w:rFonts w:ascii="Times New Roman" w:hAnsi="Times New Roman"/>
+        </w:rPr>
+        <w:t>erminou em um deserto</w:t>
+      </w:r>
+    </w:p>
+    <w:p>
+      <w:pPr>
+        <w:rPr>
+          <w:rFonts w:ascii="Times New Roman" w:hAnsi="Times New Roman"/>
+        </w:rPr>
+      </w:pPr>
+      <w:r>
+        <w:rPr>
+          <w:rFonts w:ascii="Times New Roman" w:hAnsi="Times New Roman"/>
+        </w:rPr>
+        <w:t xml:space="preserve">Quando Deus achou-me </w:t>
+      </w:r>
+      <w:r>
+        <w:rPr>
+          <w:rFonts w:ascii="Times New Roman" w:hAnsi="Times New Roman"/>
+        </w:rPr>
+        <w:br/>
+      </w:r>
+      <w:r>
+        <w:rPr>
+          <w:rFonts w:ascii="Times New Roman" w:hAnsi="Times New Roman"/>
+        </w:rPr>
+        <w:t>E</w:t>
+      </w:r>
+      <w:r>
+        <w:rPr>
+          <w:rFonts w:ascii="Times New Roman" w:hAnsi="Times New Roman"/>
+        </w:rPr>
+        <w:t>m trevas disse:</w:t>
+      </w:r>
+      <w:r>
+        <w:rPr>
+          <w:rFonts w:ascii="Times New Roman" w:hAnsi="Times New Roman"/>
+        </w:rPr>
+        <w:t xml:space="preserve"> </w:t>
+      </w:r>
+      <w:r>
+        <w:rPr>
+          <w:rFonts w:ascii="Times New Roman" w:hAnsi="Times New Roman"/>
+        </w:rPr>
+        <w:t>Haja luz!</w:t>
+      </w:r>
+      <w:r>
+        <w:rPr>
+          <w:rFonts w:ascii="Times New Roman" w:hAnsi="Times New Roman"/>
+        </w:rPr>
+        <w:br/>
+        <w:t xml:space="preserve">Quando Deus achou-me </w:t>
+      </w:r>
+      <w:r>
+        <w:rPr>
+          <w:rFonts w:ascii="Times New Roman" w:hAnsi="Times New Roman"/>
+        </w:rPr>
+        <w:br/>
+      </w:r>
+      <w:r>
+        <w:rPr>
+          <w:rFonts w:ascii="Times New Roman" w:hAnsi="Times New Roman"/>
+        </w:rPr>
+        <w:t>E</w:t>
+      </w:r>
+      <w:r>
+        <w:rPr>
+          <w:rFonts w:ascii="Times New Roman" w:hAnsi="Times New Roman"/>
+        </w:rPr>
+        <w:t>m guerras disse: Haja paz!</w:t>
+      </w:r>
+      <w:r>
+        <w:rPr>
+          <w:rFonts w:ascii="Times New Roman" w:hAnsi="Times New Roman"/>
+        </w:rPr>
+        <w:t xml:space="preserve"> </w:t>
+      </w:r>
+      <w:r>
+        <w:rPr>
+          <w:rFonts w:ascii="Times New Roman" w:hAnsi="Times New Roman"/>
+        </w:rPr>
+        <w:br/>
+        <w:t xml:space="preserve">Quando Deus achou-me </w:t>
+      </w:r>
+      <w:r>
+        <w:rPr>
+          <w:rFonts w:ascii="Times New Roman" w:hAnsi="Times New Roman"/>
+        </w:rPr>
+        <w:br/>
+      </w:r>
+      <w:r>
+        <w:rPr>
+          <w:rFonts w:ascii="Times New Roman" w:hAnsi="Times New Roman"/>
+        </w:rPr>
+        <w:t>E</w:t>
+      </w:r>
+      <w:r>
+        <w:rPr>
+          <w:rFonts w:ascii="Times New Roman" w:hAnsi="Times New Roman"/>
+        </w:rPr>
+        <w:t>m negras nuvens de tribulações</w:t>
+      </w:r>
+      <w:r>
+        <w:rPr>
+          <w:rFonts w:ascii="Times New Roman" w:hAnsi="Times New Roman"/>
+        </w:rPr>
+        <w:br/>
+        <w:t>Fez nascer um arco-íris</w:t>
+      </w:r>
+      <w:r>
+        <w:rPr>
+          <w:rFonts w:ascii="Times New Roman" w:hAnsi="Times New Roman"/>
+        </w:rPr>
+        <w:br/>
+      </w:r>
+      <w:r>
+        <w:rPr>
+          <w:rFonts w:ascii="Times New Roman" w:hAnsi="Times New Roman"/>
+        </w:rPr>
+        <w:t>N</w:t>
+      </w:r>
+      <w:r>
+        <w:rPr>
+          <w:rFonts w:ascii="Times New Roman" w:hAnsi="Times New Roman"/>
+        </w:rPr>
+        <w:t>o céu do meu coração</w:t>
+      </w:r>
+    </w:p>
+    <w:p>
+      <w:pPr>
+        <w:rPr>
+          <w:rFonts w:ascii="Times New Roman" w:hAnsi="Times New Roman"/>
+        </w:rPr>
+      </w:pPr>
+      <w:r>
+        <w:rPr>
+          <w:rFonts w:ascii="Times New Roman" w:hAnsi="Times New Roman"/>
+        </w:rPr>
+        <w:t>Uma vez eu tive sede</w:t>
+      </w:r>
+      <w:r>
+        <w:rPr>
+          <w:rFonts w:ascii="Times New Roman" w:hAnsi="Times New Roman"/>
+        </w:rPr>
+        <w:br/>
+      </w:r>
+      <w:r>
+        <w:rPr>
+          <w:rFonts w:ascii="Times New Roman" w:hAnsi="Times New Roman"/>
+        </w:rPr>
+        <w:t>E</w:t>
+      </w:r>
+      <w:r>
+        <w:rPr>
+          <w:rFonts w:ascii="Times New Roman" w:hAnsi="Times New Roman"/>
+        </w:rPr>
+        <w:t xml:space="preserve"> Ele deu-me de beber</w:t>
+      </w:r>
+    </w:p>
+    <w:p>
+      <w:pPr>
+        <w:rPr>
+          <w:rFonts w:ascii="Times New Roman" w:hAnsi="Times New Roman"/>
+        </w:rPr>
+      </w:pPr>
+      <w:r>
+        <w:rPr>
+          <w:rFonts w:ascii="Times New Roman" w:hAnsi="Times New Roman"/>
+        </w:rPr>
+        <w:t>Água viva, deu-me de beber</w:t>
+      </w:r>
+      <w:r>
+        <w:rPr>
+          <w:rFonts w:ascii="Times New Roman" w:hAnsi="Times New Roman"/>
+        </w:rPr>
+        <w:br/>
+        <w:t>Água viva, deu-me de beber</w:t>
+      </w:r>
+    </w:p>
+    <w:p>
+      <w:pPr>
+        <w:rPr>
+          <w:rFonts w:ascii="Times New Roman" w:hAnsi="Times New Roman"/>
           <w:b/>
           <w:bCs/>
         </w:rPr>
       </w:pPr>
       <w:r>
         <w:rPr>
+          <w:rFonts w:ascii="Times New Roman" w:hAnsi="Times New Roman"/>
           <w:b/>
           <w:bCs/>
         </w:rPr>
         <w:t>[REPETE TODA]</w:t>
       </w:r>
     </w:p>
-    <w:p/>
     <w:sectPr>
       <w:pgSz w:w="11906" w:h="16838"/>
       <w:pgMar w:top="1417" w:right="1701" w:bottom="1417" w:left="1701" w:header="708" w:footer="708" w:gutter="0"/>
